--- a/New HSSE Management System 2026/06-Operations/01-DAN-PRC-HSE-000017PPE__Jun_2026_REV01_Personal_Protective_Equipment_PPE.docx
+++ b/New HSSE Management System 2026/06-Operations/01-DAN-PRC-HSE-000017PPE__Jun_2026_REV01_Personal_Protective_Equipment_PPE.docx
@@ -1867,6 +1867,663 @@
           <w:szCs w:val="20"/>
         </w:rPr>
         <w:t xml:space="preserve">PPE Plan / PPE Issue Record</w:t>
+      </w:r>
+    </w:p>
+    <w:p>
+      <w:pPr>
+        <w:pStyle w:val="Heading1"/>
+      </w:pPr>
+      <w:r>
+        <w:t xml:space="preserve">Figures and Illustrations</w:t>
+      </w:r>
+    </w:p>
+    <w:p>
+      <w:pPr>
+        <w:keepNext/>
+        <w:spacing w:after="40" w:before="140"/>
+        <w:jc w:val="center"/>
+      </w:pPr>
+      <w:r>
+        <w:drawing>
+          <wp:inline distT="0" distB="0" distL="0" distR="0">
+            <wp:extent cx="2381250" cy="3019425"/>
+            <wp:effectExtent t="0" r="0" b="0" l="0"/>
+            <wp:docPr id="1" name="Figure 17-1 Hi-Visibility Vest" descr="Figure 17-1 Hi-Visibility Vest" title="Figure 17-1 Hi-Visibility Vest"/>
+            <wp:cNvGraphicFramePr>
+              <a:graphicFrameLocks xmlns:a="http://schemas.openxmlformats.org/drawingml/2006/main" noChangeAspect="1"/>
+            </wp:cNvGraphicFramePr>
+            <a:graphic xmlns:a="http://schemas.openxmlformats.org/drawingml/2006/main">
+              <a:graphicData uri="http://schemas.openxmlformats.org/drawingml/2006/picture">
+                <pic:pic xmlns:pic="http://schemas.openxmlformats.org/drawingml/2006/picture">
+                  <pic:nvPicPr>
+                    <pic:cNvPr id="0" name="" descr=""/>
+                    <pic:cNvPicPr>
+                      <a:picLocks noChangeAspect="1" noChangeArrowheads="1"/>
+                    </pic:cNvPicPr>
+                  </pic:nvPicPr>
+                  <pic:blipFill>
+                    <a:blip r:embed="rId10" cstate="none"/>
+                    <a:srcRect/>
+                    <a:stretch>
+                      <a:fillRect/>
+                    </a:stretch>
+                  </pic:blipFill>
+                  <pic:spPr bwMode="auto">
+                    <a:xfrm>
+                      <a:off x="0" y="0"/>
+                      <a:ext cx="2381250" cy="3019425"/>
+                    </a:xfrm>
+                    <a:prstGeom prst="rect">
+                      <a:avLst/>
+                    </a:prstGeom>
+                  </pic:spPr>
+                </pic:pic>
+              </a:graphicData>
+            </a:graphic>
+          </wp:inline>
+        </w:drawing>
+      </w:r>
+    </w:p>
+    <w:p>
+      <w:pPr>
+        <w:spacing w:after="180"/>
+        <w:jc w:val="center"/>
+      </w:pPr>
+      <w:r>
+        <w:rPr>
+          <w:rFonts w:ascii="Tahoma" w:cs="Tahoma" w:eastAsia="Tahoma" w:hAnsi="Tahoma"/>
+          <w:i/>
+          <w:iCs/>
+          <w:color w:val="542A12"/>
+          <w:sz w:val="16"/>
+          <w:szCs w:val="16"/>
+        </w:rPr>
+        <w:t xml:space="preserve">Figure 17-1 Hi-Visibility Vest</w:t>
+      </w:r>
+    </w:p>
+    <w:p>
+      <w:pPr>
+        <w:keepNext/>
+        <w:spacing w:after="40" w:before="140"/>
+        <w:jc w:val="center"/>
+      </w:pPr>
+      <w:r>
+        <w:drawing>
+          <wp:inline distT="0" distB="0" distL="0" distR="0">
+            <wp:extent cx="4095750" cy="2009775"/>
+            <wp:effectExtent t="0" r="0" b="0" l="0"/>
+            <wp:docPr id="1" name="Figure 17-2 Approved Safety Glasses" descr="Figure 17-2 Approved Safety Glasses" title="Figure 17-2 Approved Safety Glasses"/>
+            <wp:cNvGraphicFramePr>
+              <a:graphicFrameLocks xmlns:a="http://schemas.openxmlformats.org/drawingml/2006/main" noChangeAspect="1"/>
+            </wp:cNvGraphicFramePr>
+            <a:graphic xmlns:a="http://schemas.openxmlformats.org/drawingml/2006/main">
+              <a:graphicData uri="http://schemas.openxmlformats.org/drawingml/2006/picture">
+                <pic:pic xmlns:pic="http://schemas.openxmlformats.org/drawingml/2006/picture">
+                  <pic:nvPicPr>
+                    <pic:cNvPr id="0" name="" descr=""/>
+                    <pic:cNvPicPr>
+                      <a:picLocks noChangeAspect="1" noChangeArrowheads="1"/>
+                    </pic:cNvPicPr>
+                  </pic:nvPicPr>
+                  <pic:blipFill>
+                    <a:blip r:embed="rId11" cstate="none"/>
+                    <a:srcRect/>
+                    <a:stretch>
+                      <a:fillRect/>
+                    </a:stretch>
+                  </pic:blipFill>
+                  <pic:spPr bwMode="auto">
+                    <a:xfrm>
+                      <a:off x="0" y="0"/>
+                      <a:ext cx="4095750" cy="2009775"/>
+                    </a:xfrm>
+                    <a:prstGeom prst="rect">
+                      <a:avLst/>
+                    </a:prstGeom>
+                  </pic:spPr>
+                </pic:pic>
+              </a:graphicData>
+            </a:graphic>
+          </wp:inline>
+        </w:drawing>
+      </w:r>
+    </w:p>
+    <w:p>
+      <w:pPr>
+        <w:spacing w:after="180"/>
+        <w:jc w:val="center"/>
+      </w:pPr>
+      <w:r>
+        <w:rPr>
+          <w:rFonts w:ascii="Tahoma" w:cs="Tahoma" w:eastAsia="Tahoma" w:hAnsi="Tahoma"/>
+          <w:i/>
+          <w:iCs/>
+          <w:color w:val="542A12"/>
+          <w:sz w:val="16"/>
+          <w:szCs w:val="16"/>
+        </w:rPr>
+        <w:t xml:space="preserve">Figure 17-2 Approved Safety Glasses</w:t>
+      </w:r>
+    </w:p>
+    <w:p>
+      <w:pPr>
+        <w:keepNext/>
+        <w:spacing w:after="40" w:before="140"/>
+        <w:jc w:val="center"/>
+      </w:pPr>
+      <w:r>
+        <w:drawing>
+          <wp:inline distT="0" distB="0" distL="0" distR="0">
+            <wp:extent cx="4095750" cy="2238375"/>
+            <wp:effectExtent t="0" r="0" b="0" l="0"/>
+            <wp:docPr id="1" name="figure" descr="figure" title="figure"/>
+            <wp:cNvGraphicFramePr>
+              <a:graphicFrameLocks xmlns:a="http://schemas.openxmlformats.org/drawingml/2006/main" noChangeAspect="1"/>
+            </wp:cNvGraphicFramePr>
+            <a:graphic xmlns:a="http://schemas.openxmlformats.org/drawingml/2006/main">
+              <a:graphicData uri="http://schemas.openxmlformats.org/drawingml/2006/picture">
+                <pic:pic xmlns:pic="http://schemas.openxmlformats.org/drawingml/2006/picture">
+                  <pic:nvPicPr>
+                    <pic:cNvPr id="0" name="" descr=""/>
+                    <pic:cNvPicPr>
+                      <a:picLocks noChangeAspect="1" noChangeArrowheads="1"/>
+                    </pic:cNvPicPr>
+                  </pic:nvPicPr>
+                  <pic:blipFill>
+                    <a:blip r:embed="rId12" cstate="none"/>
+                    <a:srcRect/>
+                    <a:stretch>
+                      <a:fillRect/>
+                    </a:stretch>
+                  </pic:blipFill>
+                  <pic:spPr bwMode="auto">
+                    <a:xfrm>
+                      <a:off x="0" y="0"/>
+                      <a:ext cx="4095750" cy="2238375"/>
+                    </a:xfrm>
+                    <a:prstGeom prst="rect">
+                      <a:avLst/>
+                    </a:prstGeom>
+                  </pic:spPr>
+                </pic:pic>
+              </a:graphicData>
+            </a:graphic>
+          </wp:inline>
+        </w:drawing>
+      </w:r>
+    </w:p>
+    <w:p>
+      <w:pPr>
+        <w:keepNext/>
+        <w:spacing w:after="40" w:before="140"/>
+        <w:jc w:val="center"/>
+      </w:pPr>
+      <w:r>
+        <w:drawing>
+          <wp:inline distT="0" distB="0" distL="0" distR="0">
+            <wp:extent cx="2238375" cy="2771775"/>
+            <wp:effectExtent t="0" r="0" b="0" l="0"/>
+            <wp:docPr id="1" name="figure" descr="figure" title="figure"/>
+            <wp:cNvGraphicFramePr>
+              <a:graphicFrameLocks xmlns:a="http://schemas.openxmlformats.org/drawingml/2006/main" noChangeAspect="1"/>
+            </wp:cNvGraphicFramePr>
+            <a:graphic xmlns:a="http://schemas.openxmlformats.org/drawingml/2006/main">
+              <a:graphicData uri="http://schemas.openxmlformats.org/drawingml/2006/picture">
+                <pic:pic xmlns:pic="http://schemas.openxmlformats.org/drawingml/2006/picture">
+                  <pic:nvPicPr>
+                    <pic:cNvPr id="0" name="" descr=""/>
+                    <pic:cNvPicPr>
+                      <a:picLocks noChangeAspect="1" noChangeArrowheads="1"/>
+                    </pic:cNvPicPr>
+                  </pic:nvPicPr>
+                  <pic:blipFill>
+                    <a:blip r:embed="rId13" cstate="none"/>
+                    <a:srcRect/>
+                    <a:stretch>
+                      <a:fillRect/>
+                    </a:stretch>
+                  </pic:blipFill>
+                  <pic:spPr bwMode="auto">
+                    <a:xfrm>
+                      <a:off x="0" y="0"/>
+                      <a:ext cx="2238375" cy="2771775"/>
+                    </a:xfrm>
+                    <a:prstGeom prst="rect">
+                      <a:avLst/>
+                    </a:prstGeom>
+                  </pic:spPr>
+                </pic:pic>
+              </a:graphicData>
+            </a:graphic>
+          </wp:inline>
+        </w:drawing>
+      </w:r>
+    </w:p>
+    <w:p>
+      <w:pPr>
+        <w:keepNext/>
+        <w:spacing w:after="40" w:before="140"/>
+        <w:jc w:val="center"/>
+      </w:pPr>
+      <w:r>
+        <w:drawing>
+          <wp:inline distT="0" distB="0" distL="0" distR="0">
+            <wp:extent cx="2857500" cy="3162300"/>
+            <wp:effectExtent t="0" r="0" b="0" l="0"/>
+            <wp:docPr id="1" name="figure" descr="figure" title="figure"/>
+            <wp:cNvGraphicFramePr>
+              <a:graphicFrameLocks xmlns:a="http://schemas.openxmlformats.org/drawingml/2006/main" noChangeAspect="1"/>
+            </wp:cNvGraphicFramePr>
+            <a:graphic xmlns:a="http://schemas.openxmlformats.org/drawingml/2006/main">
+              <a:graphicData uri="http://schemas.openxmlformats.org/drawingml/2006/picture">
+                <pic:pic xmlns:pic="http://schemas.openxmlformats.org/drawingml/2006/picture">
+                  <pic:nvPicPr>
+                    <pic:cNvPr id="0" name="" descr=""/>
+                    <pic:cNvPicPr>
+                      <a:picLocks noChangeAspect="1" noChangeArrowheads="1"/>
+                    </pic:cNvPicPr>
+                  </pic:nvPicPr>
+                  <pic:blipFill>
+                    <a:blip r:embed="rId14" cstate="none"/>
+                    <a:srcRect/>
+                    <a:stretch>
+                      <a:fillRect/>
+                    </a:stretch>
+                  </pic:blipFill>
+                  <pic:spPr bwMode="auto">
+                    <a:xfrm>
+                      <a:off x="0" y="0"/>
+                      <a:ext cx="2857500" cy="3162300"/>
+                    </a:xfrm>
+                    <a:prstGeom prst="rect">
+                      <a:avLst/>
+                    </a:prstGeom>
+                  </pic:spPr>
+                </pic:pic>
+              </a:graphicData>
+            </a:graphic>
+          </wp:inline>
+        </w:drawing>
+      </w:r>
+    </w:p>
+    <w:p>
+      <w:pPr>
+        <w:keepNext/>
+        <w:spacing w:after="40" w:before="140"/>
+        <w:jc w:val="center"/>
+      </w:pPr>
+      <w:r>
+        <w:drawing>
+          <wp:inline distT="0" distB="0" distL="0" distR="0">
+            <wp:extent cx="2114550" cy="1619250"/>
+            <wp:effectExtent t="0" r="0" b="0" l="0"/>
+            <wp:docPr id="1" name="figure" descr="figure" title="figure"/>
+            <wp:cNvGraphicFramePr>
+              <a:graphicFrameLocks xmlns:a="http://schemas.openxmlformats.org/drawingml/2006/main" noChangeAspect="1"/>
+            </wp:cNvGraphicFramePr>
+            <a:graphic xmlns:a="http://schemas.openxmlformats.org/drawingml/2006/main">
+              <a:graphicData uri="http://schemas.openxmlformats.org/drawingml/2006/picture">
+                <pic:pic xmlns:pic="http://schemas.openxmlformats.org/drawingml/2006/picture">
+                  <pic:nvPicPr>
+                    <pic:cNvPr id="0" name="" descr=""/>
+                    <pic:cNvPicPr>
+                      <a:picLocks noChangeAspect="1" noChangeArrowheads="1"/>
+                    </pic:cNvPicPr>
+                  </pic:nvPicPr>
+                  <pic:blipFill>
+                    <a:blip r:embed="rId15" cstate="none"/>
+                    <a:srcRect/>
+                    <a:stretch>
+                      <a:fillRect/>
+                    </a:stretch>
+                  </pic:blipFill>
+                  <pic:spPr bwMode="auto">
+                    <a:xfrm>
+                      <a:off x="0" y="0"/>
+                      <a:ext cx="2114550" cy="1619250"/>
+                    </a:xfrm>
+                    <a:prstGeom prst="rect">
+                      <a:avLst/>
+                    </a:prstGeom>
+                  </pic:spPr>
+                </pic:pic>
+              </a:graphicData>
+            </a:graphic>
+          </wp:inline>
+        </w:drawing>
+      </w:r>
+    </w:p>
+    <w:p>
+      <w:pPr>
+        <w:keepNext/>
+        <w:spacing w:after="40" w:before="140"/>
+        <w:jc w:val="center"/>
+      </w:pPr>
+      <w:r>
+        <w:drawing>
+          <wp:inline distT="0" distB="0" distL="0" distR="0">
+            <wp:extent cx="4095750" cy="2533650"/>
+            <wp:effectExtent t="0" r="0" b="0" l="0"/>
+            <wp:docPr id="1" name="figure" descr="figure" title="figure"/>
+            <wp:cNvGraphicFramePr>
+              <a:graphicFrameLocks xmlns:a="http://schemas.openxmlformats.org/drawingml/2006/main" noChangeAspect="1"/>
+            </wp:cNvGraphicFramePr>
+            <a:graphic xmlns:a="http://schemas.openxmlformats.org/drawingml/2006/main">
+              <a:graphicData uri="http://schemas.openxmlformats.org/drawingml/2006/picture">
+                <pic:pic xmlns:pic="http://schemas.openxmlformats.org/drawingml/2006/picture">
+                  <pic:nvPicPr>
+                    <pic:cNvPr id="0" name="" descr=""/>
+                    <pic:cNvPicPr>
+                      <a:picLocks noChangeAspect="1" noChangeArrowheads="1"/>
+                    </pic:cNvPicPr>
+                  </pic:nvPicPr>
+                  <pic:blipFill>
+                    <a:blip r:embed="rId16" cstate="none"/>
+                    <a:srcRect/>
+                    <a:stretch>
+                      <a:fillRect/>
+                    </a:stretch>
+                  </pic:blipFill>
+                  <pic:spPr bwMode="auto">
+                    <a:xfrm>
+                      <a:off x="0" y="0"/>
+                      <a:ext cx="4095750" cy="2533650"/>
+                    </a:xfrm>
+                    <a:prstGeom prst="rect">
+                      <a:avLst/>
+                    </a:prstGeom>
+                  </pic:spPr>
+                </pic:pic>
+              </a:graphicData>
+            </a:graphic>
+          </wp:inline>
+        </w:drawing>
+      </w:r>
+    </w:p>
+    <w:p>
+      <w:pPr>
+        <w:keepNext/>
+        <w:spacing w:after="40" w:before="140"/>
+        <w:jc w:val="center"/>
+      </w:pPr>
+      <w:r>
+        <w:drawing>
+          <wp:inline distT="0" distB="0" distL="0" distR="0">
+            <wp:extent cx="4095750" cy="2219325"/>
+            <wp:effectExtent t="0" r="0" b="0" l="0"/>
+            <wp:docPr id="1" name="figure" descr="figure" title="figure"/>
+            <wp:cNvGraphicFramePr>
+              <a:graphicFrameLocks xmlns:a="http://schemas.openxmlformats.org/drawingml/2006/main" noChangeAspect="1"/>
+            </wp:cNvGraphicFramePr>
+            <a:graphic xmlns:a="http://schemas.openxmlformats.org/drawingml/2006/main">
+              <a:graphicData uri="http://schemas.openxmlformats.org/drawingml/2006/picture">
+                <pic:pic xmlns:pic="http://schemas.openxmlformats.org/drawingml/2006/picture">
+                  <pic:nvPicPr>
+                    <pic:cNvPr id="0" name="" descr=""/>
+                    <pic:cNvPicPr>
+                      <a:picLocks noChangeAspect="1" noChangeArrowheads="1"/>
+                    </pic:cNvPicPr>
+                  </pic:nvPicPr>
+                  <pic:blipFill>
+                    <a:blip r:embed="rId17" cstate="none"/>
+                    <a:srcRect/>
+                    <a:stretch>
+                      <a:fillRect/>
+                    </a:stretch>
+                  </pic:blipFill>
+                  <pic:spPr bwMode="auto">
+                    <a:xfrm>
+                      <a:off x="0" y="0"/>
+                      <a:ext cx="4095750" cy="2219325"/>
+                    </a:xfrm>
+                    <a:prstGeom prst="rect">
+                      <a:avLst/>
+                    </a:prstGeom>
+                  </pic:spPr>
+                </pic:pic>
+              </a:graphicData>
+            </a:graphic>
+          </wp:inline>
+        </w:drawing>
+      </w:r>
+    </w:p>
+    <w:p>
+      <w:pPr>
+        <w:keepNext/>
+        <w:spacing w:after="40" w:before="140"/>
+        <w:jc w:val="center"/>
+      </w:pPr>
+      <w:r>
+        <w:drawing>
+          <wp:inline distT="0" distB="0" distL="0" distR="0">
+            <wp:extent cx="4095750" cy="4038600"/>
+            <wp:effectExtent t="0" r="0" b="0" l="0"/>
+            <wp:docPr id="1" name="Figure 17-3 Types of Respiratory Protective Equipment (RPE)" descr="Figure 17-3 Types of Respiratory Protective Equipment (RPE)" title="Figure 17-3 Types of Respiratory Protective Equipment (RPE)"/>
+            <wp:cNvGraphicFramePr>
+              <a:graphicFrameLocks xmlns:a="http://schemas.openxmlformats.org/drawingml/2006/main" noChangeAspect="1"/>
+            </wp:cNvGraphicFramePr>
+            <a:graphic xmlns:a="http://schemas.openxmlformats.org/drawingml/2006/main">
+              <a:graphicData uri="http://schemas.openxmlformats.org/drawingml/2006/picture">
+                <pic:pic xmlns:pic="http://schemas.openxmlformats.org/drawingml/2006/picture">
+                  <pic:nvPicPr>
+                    <pic:cNvPr id="0" name="" descr=""/>
+                    <pic:cNvPicPr>
+                      <a:picLocks noChangeAspect="1" noChangeArrowheads="1"/>
+                    </pic:cNvPicPr>
+                  </pic:nvPicPr>
+                  <pic:blipFill>
+                    <a:blip r:embed="rId18" cstate="none"/>
+                    <a:srcRect/>
+                    <a:stretch>
+                      <a:fillRect/>
+                    </a:stretch>
+                  </pic:blipFill>
+                  <pic:spPr bwMode="auto">
+                    <a:xfrm>
+                      <a:off x="0" y="0"/>
+                      <a:ext cx="4095750" cy="4038600"/>
+                    </a:xfrm>
+                    <a:prstGeom prst="rect">
+                      <a:avLst/>
+                    </a:prstGeom>
+                  </pic:spPr>
+                </pic:pic>
+              </a:graphicData>
+            </a:graphic>
+          </wp:inline>
+        </w:drawing>
+      </w:r>
+    </w:p>
+    <w:p>
+      <w:pPr>
+        <w:spacing w:after="180"/>
+        <w:jc w:val="center"/>
+      </w:pPr>
+      <w:r>
+        <w:rPr>
+          <w:rFonts w:ascii="Tahoma" w:cs="Tahoma" w:eastAsia="Tahoma" w:hAnsi="Tahoma"/>
+          <w:i/>
+          <w:iCs/>
+          <w:color w:val="542A12"/>
+          <w:sz w:val="16"/>
+          <w:szCs w:val="16"/>
+        </w:rPr>
+        <w:t xml:space="preserve">Figure 17-3 Types of Respiratory Protective Equipment (RPE)</w:t>
+      </w:r>
+    </w:p>
+    <w:p>
+      <w:pPr>
+        <w:keepNext/>
+        <w:spacing w:after="40" w:before="140"/>
+        <w:jc w:val="center"/>
+      </w:pPr>
+      <w:r>
+        <w:drawing>
+          <wp:inline distT="0" distB="0" distL="0" distR="0">
+            <wp:extent cx="3829050" cy="2019300"/>
+            <wp:effectExtent t="0" r="0" b="0" l="0"/>
+            <wp:docPr id="1" name="figure" descr="figure" title="figure"/>
+            <wp:cNvGraphicFramePr>
+              <a:graphicFrameLocks xmlns:a="http://schemas.openxmlformats.org/drawingml/2006/main" noChangeAspect="1"/>
+            </wp:cNvGraphicFramePr>
+            <a:graphic xmlns:a="http://schemas.openxmlformats.org/drawingml/2006/main">
+              <a:graphicData uri="http://schemas.openxmlformats.org/drawingml/2006/picture">
+                <pic:pic xmlns:pic="http://schemas.openxmlformats.org/drawingml/2006/picture">
+                  <pic:nvPicPr>
+                    <pic:cNvPr id="0" name="" descr=""/>
+                    <pic:cNvPicPr>
+                      <a:picLocks noChangeAspect="1" noChangeArrowheads="1"/>
+                    </pic:cNvPicPr>
+                  </pic:nvPicPr>
+                  <pic:blipFill>
+                    <a:blip r:embed="rId19" cstate="none"/>
+                    <a:srcRect/>
+                    <a:stretch>
+                      <a:fillRect/>
+                    </a:stretch>
+                  </pic:blipFill>
+                  <pic:spPr bwMode="auto">
+                    <a:xfrm>
+                      <a:off x="0" y="0"/>
+                      <a:ext cx="3829050" cy="2019300"/>
+                    </a:xfrm>
+                    <a:prstGeom prst="rect">
+                      <a:avLst/>
+                    </a:prstGeom>
+                  </pic:spPr>
+                </pic:pic>
+              </a:graphicData>
+            </a:graphic>
+          </wp:inline>
+        </w:drawing>
+      </w:r>
+    </w:p>
+    <w:p>
+      <w:pPr>
+        <w:keepNext/>
+        <w:spacing w:after="40" w:before="140"/>
+        <w:jc w:val="center"/>
+      </w:pPr>
+      <w:r>
+        <w:drawing>
+          <wp:inline distT="0" distB="0" distL="0" distR="0">
+            <wp:extent cx="2505075" cy="3743325"/>
+            <wp:effectExtent t="0" r="0" b="0" l="0"/>
+            <wp:docPr id="1" name="Figure 17-4 Self-Contained Breathing Apparatus (SCBA)" descr="Figure 17-4 Self-Contained Breathing Apparatus (SCBA)" title="Figure 17-4 Self-Contained Breathing Apparatus (SCBA)"/>
+            <wp:cNvGraphicFramePr>
+              <a:graphicFrameLocks xmlns:a="http://schemas.openxmlformats.org/drawingml/2006/main" noChangeAspect="1"/>
+            </wp:cNvGraphicFramePr>
+            <a:graphic xmlns:a="http://schemas.openxmlformats.org/drawingml/2006/main">
+              <a:graphicData uri="http://schemas.openxmlformats.org/drawingml/2006/picture">
+                <pic:pic xmlns:pic="http://schemas.openxmlformats.org/drawingml/2006/picture">
+                  <pic:nvPicPr>
+                    <pic:cNvPr id="0" name="" descr=""/>
+                    <pic:cNvPicPr>
+                      <a:picLocks noChangeAspect="1" noChangeArrowheads="1"/>
+                    </pic:cNvPicPr>
+                  </pic:nvPicPr>
+                  <pic:blipFill>
+                    <a:blip r:embed="rId20" cstate="none"/>
+                    <a:srcRect/>
+                    <a:stretch>
+                      <a:fillRect/>
+                    </a:stretch>
+                  </pic:blipFill>
+                  <pic:spPr bwMode="auto">
+                    <a:xfrm>
+                      <a:off x="0" y="0"/>
+                      <a:ext cx="2505075" cy="3743325"/>
+                    </a:xfrm>
+                    <a:prstGeom prst="rect">
+                      <a:avLst/>
+                    </a:prstGeom>
+                  </pic:spPr>
+                </pic:pic>
+              </a:graphicData>
+            </a:graphic>
+          </wp:inline>
+        </w:drawing>
+      </w:r>
+    </w:p>
+    <w:p>
+      <w:pPr>
+        <w:spacing w:after="180"/>
+        <w:jc w:val="center"/>
+      </w:pPr>
+      <w:r>
+        <w:rPr>
+          <w:rFonts w:ascii="Tahoma" w:cs="Tahoma" w:eastAsia="Tahoma" w:hAnsi="Tahoma"/>
+          <w:i/>
+          <w:iCs/>
+          <w:color w:val="542A12"/>
+          <w:sz w:val="16"/>
+          <w:szCs w:val="16"/>
+        </w:rPr>
+        <w:t xml:space="preserve">Figure 17-4 Self-Contained Breathing Apparatus (SCBA)</w:t>
+      </w:r>
+    </w:p>
+    <w:p>
+      <w:pPr>
+        <w:keepNext/>
+        <w:spacing w:after="40" w:before="140"/>
+        <w:jc w:val="center"/>
+      </w:pPr>
+      <w:r>
+        <w:drawing>
+          <wp:inline distT="0" distB="0" distL="0" distR="0">
+            <wp:extent cx="4095750" cy="2524125"/>
+            <wp:effectExtent t="0" r="0" b="0" l="0"/>
+            <wp:docPr id="1" name="Figure 17-5 Sample Defective Equipment Tags" descr="Figure 17-5 Sample Defective Equipment Tags" title="Figure 17-5 Sample Defective Equipment Tags"/>
+            <wp:cNvGraphicFramePr>
+              <a:graphicFrameLocks xmlns:a="http://schemas.openxmlformats.org/drawingml/2006/main" noChangeAspect="1"/>
+            </wp:cNvGraphicFramePr>
+            <a:graphic xmlns:a="http://schemas.openxmlformats.org/drawingml/2006/main">
+              <a:graphicData uri="http://schemas.openxmlformats.org/drawingml/2006/picture">
+                <pic:pic xmlns:pic="http://schemas.openxmlformats.org/drawingml/2006/picture">
+                  <pic:nvPicPr>
+                    <pic:cNvPr id="0" name="" descr=""/>
+                    <pic:cNvPicPr>
+                      <a:picLocks noChangeAspect="1" noChangeArrowheads="1"/>
+                    </pic:cNvPicPr>
+                  </pic:nvPicPr>
+                  <pic:blipFill>
+                    <a:blip r:embed="rId21" cstate="none"/>
+                    <a:srcRect/>
+                    <a:stretch>
+                      <a:fillRect/>
+                    </a:stretch>
+                  </pic:blipFill>
+                  <pic:spPr bwMode="auto">
+                    <a:xfrm>
+                      <a:off x="0" y="0"/>
+                      <a:ext cx="4095750" cy="2524125"/>
+                    </a:xfrm>
+                    <a:prstGeom prst="rect">
+                      <a:avLst/>
+                    </a:prstGeom>
+                  </pic:spPr>
+                </pic:pic>
+              </a:graphicData>
+            </a:graphic>
+          </wp:inline>
+        </w:drawing>
+      </w:r>
+    </w:p>
+    <w:p>
+      <w:pPr>
+        <w:spacing w:after="180"/>
+        <w:jc w:val="center"/>
+      </w:pPr>
+      <w:r>
+        <w:rPr>
+          <w:rFonts w:ascii="Tahoma" w:cs="Tahoma" w:eastAsia="Tahoma" w:hAnsi="Tahoma"/>
+          <w:i/>
+          <w:iCs/>
+          <w:color w:val="542A12"/>
+          <w:sz w:val="16"/>
+          <w:szCs w:val="16"/>
+        </w:rPr>
+        <w:t xml:space="preserve">Figure 17-5 Sample Defective Equipment Tags</w:t>
       </w:r>
     </w:p>
     <w:p>

--- a/New HSSE Management System 2026/06-Operations/01-DAN-PRC-HSE-000017PPE__Jun_2026_REV01_Personal_Protective_Equipment_PPE.docx
+++ b/New HSSE Management System 2026/06-Operations/01-DAN-PRC-HSE-000017PPE__Jun_2026_REV01_Personal_Protective_Equipment_PPE.docx
@@ -629,266 +629,6 @@
                 <w:szCs w:val="18"/>
               </w:rPr>
               <w:t xml:space="preserve">US Letter</w:t>
-            </w:r>
-          </w:p>
-        </w:tc>
-      </w:tr>
-    </w:tbl>
-    <w:p>
-      <w:pPr>
-        <w:spacing w:after="80" w:before="360"/>
-      </w:pPr>
-      <w:r>
-        <w:rPr>
-          <w:rFonts w:ascii="Tahoma" w:cs="Tahoma" w:eastAsia="Tahoma" w:hAnsi="Tahoma"/>
-          <w:b/>
-          <w:bCs/>
-          <w:color w:val="542A12"/>
-          <w:sz w:val="22"/>
-          <w:szCs w:val="22"/>
-        </w:rPr>
-        <w:t xml:space="preserve">Approval</w:t>
-      </w:r>
-    </w:p>
-    <w:tbl>
-      <w:tblPr>
-        <w:tblW w:type="dxa" w:w="9360"/>
-        <w:tblBorders>
-          <w:top w:val="single" w:color="auto" w:sz="4"/>
-          <w:left w:val="single" w:color="auto" w:sz="4"/>
-          <w:bottom w:val="single" w:color="auto" w:sz="4"/>
-          <w:right w:val="single" w:color="auto" w:sz="4"/>
-          <w:insideH w:val="single" w:color="auto" w:sz="4"/>
-          <w:insideV w:val="single" w:color="auto" w:sz="4"/>
-        </w:tblBorders>
-      </w:tblPr>
-      <w:tblGrid>
-        <w:gridCol w:w="3120"/>
-        <w:gridCol w:w="3120"/>
-        <w:gridCol w:w="3120"/>
-      </w:tblGrid>
-      <w:tr>
-        <w:tc>
-          <w:tcPr>
-            <w:tcW w:type="dxa" w:w="3120"/>
-            <w:tcBorders>
-              <w:top w:val="single" w:color="BFB3AA" w:sz="4"/>
-              <w:left w:val="single" w:color="BFB3AA" w:sz="4"/>
-              <w:bottom w:val="single" w:color="BFB3AA" w:sz="4"/>
-              <w:right w:val="single" w:color="BFB3AA" w:sz="4"/>
-            </w:tcBorders>
-            <w:shd w:fill="EFE7E1" w:color="auto" w:val="clear"/>
-            <w:tcMar>
-              <w:top w:type="dxa" w:w="60"/>
-              <w:left w:type="dxa" w:w="120"/>
-              <w:bottom w:type="dxa" w:w="60"/>
-              <w:right w:type="dxa" w:w="120"/>
-            </w:tcMar>
-            <w:vAlign w:val="center"/>
-          </w:tcPr>
-          <w:p>
-            <w:r>
-              <w:rPr>
-                <w:rFonts w:ascii="Tahoma" w:cs="Tahoma" w:eastAsia="Tahoma" w:hAnsi="Tahoma"/>
-                <w:b/>
-                <w:bCs/>
-                <w:color w:val="542A12"/>
-                <w:sz w:val="18"/>
-                <w:szCs w:val="18"/>
-              </w:rPr>
-              <w:t xml:space="preserve">Prepared By</w:t>
-            </w:r>
-          </w:p>
-        </w:tc>
-        <w:tc>
-          <w:tcPr>
-            <w:tcW w:type="dxa" w:w="3120"/>
-            <w:tcBorders>
-              <w:top w:val="single" w:color="BFB3AA" w:sz="4"/>
-              <w:left w:val="single" w:color="BFB3AA" w:sz="4"/>
-              <w:bottom w:val="single" w:color="BFB3AA" w:sz="4"/>
-              <w:right w:val="single" w:color="BFB3AA" w:sz="4"/>
-            </w:tcBorders>
-            <w:shd w:fill="EFE7E1" w:color="auto" w:val="clear"/>
-            <w:tcMar>
-              <w:top w:type="dxa" w:w="60"/>
-              <w:left w:type="dxa" w:w="120"/>
-              <w:bottom w:type="dxa" w:w="60"/>
-              <w:right w:type="dxa" w:w="120"/>
-            </w:tcMar>
-            <w:vAlign w:val="center"/>
-          </w:tcPr>
-          <w:p>
-            <w:r>
-              <w:rPr>
-                <w:rFonts w:ascii="Tahoma" w:cs="Tahoma" w:eastAsia="Tahoma" w:hAnsi="Tahoma"/>
-                <w:b/>
-                <w:bCs/>
-                <w:color w:val="542A12"/>
-                <w:sz w:val="18"/>
-                <w:szCs w:val="18"/>
-              </w:rPr>
-              <w:t xml:space="preserve">Reviewed By</w:t>
-            </w:r>
-          </w:p>
-        </w:tc>
-        <w:tc>
-          <w:tcPr>
-            <w:tcW w:type="dxa" w:w="3120"/>
-            <w:tcBorders>
-              <w:top w:val="single" w:color="BFB3AA" w:sz="4"/>
-              <w:left w:val="single" w:color="BFB3AA" w:sz="4"/>
-              <w:bottom w:val="single" w:color="BFB3AA" w:sz="4"/>
-              <w:right w:val="single" w:color="BFB3AA" w:sz="4"/>
-            </w:tcBorders>
-            <w:shd w:fill="EFE7E1" w:color="auto" w:val="clear"/>
-            <w:tcMar>
-              <w:top w:type="dxa" w:w="60"/>
-              <w:left w:type="dxa" w:w="120"/>
-              <w:bottom w:type="dxa" w:w="60"/>
-              <w:right w:type="dxa" w:w="120"/>
-            </w:tcMar>
-            <w:vAlign w:val="center"/>
-          </w:tcPr>
-          <w:p>
-            <w:r>
-              <w:rPr>
-                <w:rFonts w:ascii="Tahoma" w:cs="Tahoma" w:eastAsia="Tahoma" w:hAnsi="Tahoma"/>
-                <w:b/>
-                <w:bCs/>
-                <w:color w:val="542A12"/>
-                <w:sz w:val="18"/>
-                <w:szCs w:val="18"/>
-              </w:rPr>
-              <w:t xml:space="preserve">Approved By</w:t>
-            </w:r>
-          </w:p>
-        </w:tc>
-      </w:tr>
-      <w:tr>
-        <w:tc>
-          <w:tcPr>
-            <w:tcW w:type="dxa" w:w="3120"/>
-            <w:tcBorders>
-              <w:top w:val="single" w:color="BFB3AA" w:sz="4"/>
-              <w:left w:val="single" w:color="BFB3AA" w:sz="4"/>
-              <w:bottom w:val="single" w:color="BFB3AA" w:sz="4"/>
-              <w:right w:val="single" w:color="BFB3AA" w:sz="4"/>
-            </w:tcBorders>
-            <w:tcMar>
-              <w:top w:type="dxa" w:w="200"/>
-              <w:left w:type="dxa" w:w="120"/>
-              <w:bottom w:type="dxa" w:w="200"/>
-              <w:right w:type="dxa" w:w="120"/>
-            </w:tcMar>
-          </w:tcPr>
-          <w:p>
-            <w:pPr>
-              <w:spacing w:after="240"/>
-            </w:pPr>
-            <w:r>
-              <w:rPr>
-                <w:rFonts w:ascii="Tahoma" w:cs="Tahoma" w:eastAsia="Tahoma" w:hAnsi="Tahoma"/>
-                <w:color w:val="595959"/>
-                <w:sz w:val="16"/>
-                <w:szCs w:val="16"/>
-              </w:rPr>
-              <w:t xml:space="preserve">HSE Representative</w:t>
-            </w:r>
-          </w:p>
-          <w:p>
-            <w:r>
-              <w:rPr>
-                <w:rFonts w:ascii="Tahoma" w:cs="Tahoma" w:eastAsia="Tahoma" w:hAnsi="Tahoma"/>
-                <w:color w:val="A0A0A0"/>
-                <w:sz w:val="14"/>
-                <w:szCs w:val="14"/>
-              </w:rPr>
-              <w:t xml:space="preserve">Signature / Date</w:t>
-            </w:r>
-          </w:p>
-        </w:tc>
-        <w:tc>
-          <w:tcPr>
-            <w:tcW w:type="dxa" w:w="3120"/>
-            <w:tcBorders>
-              <w:top w:val="single" w:color="BFB3AA" w:sz="4"/>
-              <w:left w:val="single" w:color="BFB3AA" w:sz="4"/>
-              <w:bottom w:val="single" w:color="BFB3AA" w:sz="4"/>
-              <w:right w:val="single" w:color="BFB3AA" w:sz="4"/>
-            </w:tcBorders>
-            <w:tcMar>
-              <w:top w:type="dxa" w:w="200"/>
-              <w:left w:type="dxa" w:w="120"/>
-              <w:bottom w:type="dxa" w:w="200"/>
-              <w:right w:type="dxa" w:w="120"/>
-            </w:tcMar>
-          </w:tcPr>
-          <w:p>
-            <w:pPr>
-              <w:spacing w:after="240"/>
-            </w:pPr>
-            <w:r>
-              <w:rPr>
-                <w:rFonts w:ascii="Tahoma" w:cs="Tahoma" w:eastAsia="Tahoma" w:hAnsi="Tahoma"/>
-                <w:color w:val="595959"/>
-                <w:sz w:val="16"/>
-                <w:szCs w:val="16"/>
-              </w:rPr>
-              <w:t xml:space="preserve">Competent Person (HSE)</w:t>
-            </w:r>
-          </w:p>
-          <w:p>
-            <w:r>
-              <w:rPr>
-                <w:rFonts w:ascii="Tahoma" w:cs="Tahoma" w:eastAsia="Tahoma" w:hAnsi="Tahoma"/>
-                <w:color w:val="A0A0A0"/>
-                <w:sz w:val="14"/>
-                <w:szCs w:val="14"/>
-              </w:rPr>
-              <w:t xml:space="preserve">Signature / Date</w:t>
-            </w:r>
-          </w:p>
-        </w:tc>
-        <w:tc>
-          <w:tcPr>
-            <w:tcW w:type="dxa" w:w="3120"/>
-            <w:tcBorders>
-              <w:top w:val="single" w:color="BFB3AA" w:sz="4"/>
-              <w:left w:val="single" w:color="BFB3AA" w:sz="4"/>
-              <w:bottom w:val="single" w:color="BFB3AA" w:sz="4"/>
-              <w:right w:val="single" w:color="BFB3AA" w:sz="4"/>
-            </w:tcBorders>
-            <w:tcMar>
-              <w:top w:type="dxa" w:w="200"/>
-              <w:left w:type="dxa" w:w="120"/>
-              <w:bottom w:type="dxa" w:w="200"/>
-              <w:right w:type="dxa" w:w="120"/>
-            </w:tcMar>
-          </w:tcPr>
-          <w:p>
-            <w:pPr>
-              <w:spacing w:after="240"/>
-            </w:pPr>
-            <w:r>
-              <w:rPr>
-                <w:rFonts w:ascii="Tahoma" w:cs="Tahoma" w:eastAsia="Tahoma" w:hAnsi="Tahoma"/>
-                <w:color w:val="595959"/>
-                <w:sz w:val="16"/>
-                <w:szCs w:val="16"/>
-              </w:rPr>
-              <w:t xml:space="preserve">Project Director / Manager</w:t>
-            </w:r>
-          </w:p>
-          <w:p>
-            <w:r>
-              <w:rPr>
-                <w:rFonts w:ascii="Tahoma" w:cs="Tahoma" w:eastAsia="Tahoma" w:hAnsi="Tahoma"/>
-                <w:color w:val="A0A0A0"/>
-                <w:sz w:val="14"/>
-                <w:szCs w:val="14"/>
-              </w:rPr>
-              <w:t xml:space="preserve">Signature / Date</w:t>
             </w:r>
           </w:p>
         </w:tc>

--- a/New HSSE Management System 2026/06-Operations/01-DAN-PRC-HSE-000017PPE__Jun_2026_REV01_Personal_Protective_Equipment_PPE.docx
+++ b/New HSSE Management System 2026/06-Operations/01-DAN-PRC-HSE-000017PPE__Jun_2026_REV01_Personal_Protective_Equipment_PPE.docx
@@ -678,6 +678,320 @@
           </w:r>
         </w:p>
         <w:p>
+          <w:pPr>
+            <w:spacing w:after="40" w:line="259"/>
+            <w:ind w:left="0"/>
+          </w:pPr>
+          <w:hyperlink w:anchor="_DanToc9000" w:history="1">
+            <w:r>
+              <w:rPr>
+                <w:rFonts w:ascii="Tahoma" w:hAnsi="Tahoma" w:cs="Tahoma"/>
+                <w:b/>
+                <w:color w:val="542A12"/>
+                <w:sz w:val="20"/>
+              </w:rPr>
+              <w:t xml:space="preserve">1. Purpose</w:t>
+            </w:r>
+          </w:hyperlink>
+        </w:p>
+        <w:p>
+          <w:pPr>
+            <w:spacing w:after="40" w:line="259"/>
+            <w:ind w:left="0"/>
+          </w:pPr>
+          <w:hyperlink w:anchor="_DanToc9001" w:history="1">
+            <w:r>
+              <w:rPr>
+                <w:rFonts w:ascii="Tahoma" w:hAnsi="Tahoma" w:cs="Tahoma"/>
+                <w:b/>
+                <w:color w:val="542A12"/>
+                <w:sz w:val="20"/>
+              </w:rPr>
+              <w:t xml:space="preserve">2. Scope</w:t>
+            </w:r>
+          </w:hyperlink>
+        </w:p>
+        <w:p>
+          <w:pPr>
+            <w:spacing w:after="40" w:line="259"/>
+            <w:ind w:left="0"/>
+          </w:pPr>
+          <w:hyperlink w:anchor="_DanToc9002" w:history="1">
+            <w:r>
+              <w:rPr>
+                <w:rFonts w:ascii="Tahoma" w:hAnsi="Tahoma" w:cs="Tahoma"/>
+                <w:b/>
+                <w:color w:val="542A12"/>
+                <w:sz w:val="20"/>
+              </w:rPr>
+              <w:t xml:space="preserve">3. References</w:t>
+            </w:r>
+          </w:hyperlink>
+        </w:p>
+        <w:p>
+          <w:pPr>
+            <w:spacing w:after="40" w:line="259"/>
+            <w:ind w:left="0"/>
+          </w:pPr>
+          <w:hyperlink w:anchor="_DanToc9003" w:history="1">
+            <w:r>
+              <w:rPr>
+                <w:rFonts w:ascii="Tahoma" w:hAnsi="Tahoma" w:cs="Tahoma"/>
+                <w:b/>
+                <w:color w:val="542A12"/>
+                <w:sz w:val="20"/>
+              </w:rPr>
+              <w:t xml:space="preserve">4. Deliverables</w:t>
+            </w:r>
+          </w:hyperlink>
+        </w:p>
+        <w:p>
+          <w:pPr>
+            <w:spacing w:after="40" w:line="259"/>
+            <w:ind w:left="0"/>
+          </w:pPr>
+          <w:hyperlink w:anchor="_DanToc9004" w:history="1">
+            <w:r>
+              <w:rPr>
+                <w:rFonts w:ascii="Tahoma" w:hAnsi="Tahoma" w:cs="Tahoma"/>
+                <w:b/>
+                <w:color w:val="542A12"/>
+                <w:sz w:val="20"/>
+              </w:rPr>
+              <w:t xml:space="preserve">5. General Requirements</w:t>
+            </w:r>
+          </w:hyperlink>
+        </w:p>
+        <w:p>
+          <w:pPr>
+            <w:spacing w:after="40" w:line="259"/>
+            <w:ind w:left="360"/>
+          </w:pPr>
+          <w:hyperlink w:anchor="_DanToc9005" w:history="1">
+            <w:r>
+              <w:rPr>
+                <w:rFonts w:ascii="Tahoma" w:hAnsi="Tahoma" w:cs="Tahoma"/>
+                <w:color w:val="444444"/>
+                <w:sz w:val="19"/>
+              </w:rPr>
+              <w:t xml:space="preserve">5.1 Activity Hazard Analysis</w:t>
+            </w:r>
+          </w:hyperlink>
+        </w:p>
+        <w:p>
+          <w:pPr>
+            <w:spacing w:after="40" w:line="259"/>
+            <w:ind w:left="360"/>
+          </w:pPr>
+          <w:hyperlink w:anchor="_DanToc9006" w:history="1">
+            <w:r>
+              <w:rPr>
+                <w:rFonts w:ascii="Tahoma" w:hAnsi="Tahoma" w:cs="Tahoma"/>
+                <w:color w:val="444444"/>
+                <w:sz w:val="19"/>
+              </w:rPr>
+              <w:t xml:space="preserve">5.2 Selection, Provision and Maintenance</w:t>
+            </w:r>
+          </w:hyperlink>
+        </w:p>
+        <w:p>
+          <w:pPr>
+            <w:spacing w:after="40" w:line="259"/>
+            <w:ind w:left="0"/>
+          </w:pPr>
+          <w:hyperlink w:anchor="_DanToc9007" w:history="1">
+            <w:r>
+              <w:rPr>
+                <w:rFonts w:ascii="Tahoma" w:hAnsi="Tahoma" w:cs="Tahoma"/>
+                <w:b/>
+                <w:color w:val="542A12"/>
+                <w:sz w:val="20"/>
+              </w:rPr>
+              <w:t xml:space="preserve">6. Types of PPE</w:t>
+            </w:r>
+          </w:hyperlink>
+        </w:p>
+        <w:p>
+          <w:pPr>
+            <w:spacing w:after="40" w:line="259"/>
+            <w:ind w:left="360"/>
+          </w:pPr>
+          <w:hyperlink w:anchor="_DanToc9008" w:history="1">
+            <w:r>
+              <w:rPr>
+                <w:rFonts w:ascii="Tahoma" w:hAnsi="Tahoma" w:cs="Tahoma"/>
+                <w:color w:val="444444"/>
+                <w:sz w:val="19"/>
+              </w:rPr>
+              <w:t xml:space="preserve">6.1 Face and Eye Protection</w:t>
+            </w:r>
+          </w:hyperlink>
+        </w:p>
+        <w:p>
+          <w:pPr>
+            <w:spacing w:after="40" w:line="259"/>
+            <w:ind w:left="360"/>
+          </w:pPr>
+          <w:hyperlink w:anchor="_DanToc9009" w:history="1">
+            <w:r>
+              <w:rPr>
+                <w:rFonts w:ascii="Tahoma" w:hAnsi="Tahoma" w:cs="Tahoma"/>
+                <w:color w:val="444444"/>
+                <w:sz w:val="19"/>
+              </w:rPr>
+              <w:t xml:space="preserve">6.2 Head Protection</w:t>
+            </w:r>
+          </w:hyperlink>
+        </w:p>
+        <w:p>
+          <w:pPr>
+            <w:spacing w:after="40" w:line="259"/>
+            <w:ind w:left="360"/>
+          </w:pPr>
+          <w:hyperlink w:anchor="_DanToc9010" w:history="1">
+            <w:r>
+              <w:rPr>
+                <w:rFonts w:ascii="Tahoma" w:hAnsi="Tahoma" w:cs="Tahoma"/>
+                <w:color w:val="444444"/>
+                <w:sz w:val="19"/>
+              </w:rPr>
+              <w:t xml:space="preserve">6.3 Foot Protection</w:t>
+            </w:r>
+          </w:hyperlink>
+        </w:p>
+        <w:p>
+          <w:pPr>
+            <w:spacing w:after="40" w:line="259"/>
+            <w:ind w:left="360"/>
+          </w:pPr>
+          <w:hyperlink w:anchor="_DanToc9011" w:history="1">
+            <w:r>
+              <w:rPr>
+                <w:rFonts w:ascii="Tahoma" w:hAnsi="Tahoma" w:cs="Tahoma"/>
+                <w:color w:val="444444"/>
+                <w:sz w:val="19"/>
+              </w:rPr>
+              <w:t xml:space="preserve">6.4 Respiratory Protection Equipment (RPE)</w:t>
+            </w:r>
+          </w:hyperlink>
+        </w:p>
+        <w:p>
+          <w:pPr>
+            <w:spacing w:after="40" w:line="259"/>
+            <w:ind w:left="360"/>
+          </w:pPr>
+          <w:hyperlink w:anchor="_DanToc9012" w:history="1">
+            <w:r>
+              <w:rPr>
+                <w:rFonts w:ascii="Tahoma" w:hAnsi="Tahoma" w:cs="Tahoma"/>
+                <w:color w:val="444444"/>
+                <w:sz w:val="19"/>
+              </w:rPr>
+              <w:t xml:space="preserve">6.5 Arm and Hand Protection</w:t>
+            </w:r>
+          </w:hyperlink>
+        </w:p>
+        <w:p>
+          <w:pPr>
+            <w:spacing w:after="40" w:line="259"/>
+            <w:ind w:left="360"/>
+          </w:pPr>
+          <w:hyperlink w:anchor="_DanToc9013" w:history="1">
+            <w:r>
+              <w:rPr>
+                <w:rFonts w:ascii="Tahoma" w:hAnsi="Tahoma" w:cs="Tahoma"/>
+                <w:color w:val="444444"/>
+                <w:sz w:val="19"/>
+              </w:rPr>
+              <w:t xml:space="preserve">6.6 Protective Clothing</w:t>
+            </w:r>
+          </w:hyperlink>
+        </w:p>
+        <w:p>
+          <w:pPr>
+            <w:spacing w:after="40" w:line="259"/>
+            <w:ind w:left="360"/>
+          </w:pPr>
+          <w:hyperlink w:anchor="_DanToc9014" w:history="1">
+            <w:r>
+              <w:rPr>
+                <w:rFonts w:ascii="Tahoma" w:hAnsi="Tahoma" w:cs="Tahoma"/>
+                <w:color w:val="444444"/>
+                <w:sz w:val="19"/>
+              </w:rPr>
+              <w:t xml:space="preserve">6.7 Drowning Protection</w:t>
+            </w:r>
+          </w:hyperlink>
+        </w:p>
+        <w:p>
+          <w:pPr>
+            <w:spacing w:after="40" w:line="259"/>
+            <w:ind w:left="0"/>
+          </w:pPr>
+          <w:hyperlink w:anchor="_DanToc9015" w:history="1">
+            <w:r>
+              <w:rPr>
+                <w:rFonts w:ascii="Tahoma" w:hAnsi="Tahoma" w:cs="Tahoma"/>
+                <w:b/>
+                <w:color w:val="542A12"/>
+                <w:sz w:val="20"/>
+              </w:rPr>
+              <w:t xml:space="preserve">7. Records</w:t>
+            </w:r>
+          </w:hyperlink>
+        </w:p>
+        <w:p>
+          <w:pPr>
+            <w:spacing w:after="40" w:line="259"/>
+            <w:ind w:left="0"/>
+          </w:pPr>
+          <w:hyperlink w:anchor="_DanToc9016" w:history="1">
+            <w:r>
+              <w:rPr>
+                <w:rFonts w:ascii="Tahoma" w:hAnsi="Tahoma" w:cs="Tahoma"/>
+                <w:b/>
+                <w:color w:val="542A12"/>
+                <w:sz w:val="20"/>
+              </w:rPr>
+              <w:t xml:space="preserve">8. Related Documents</w:t>
+            </w:r>
+          </w:hyperlink>
+        </w:p>
+        <w:p>
+          <w:pPr>
+            <w:spacing w:after="40" w:line="259"/>
+            <w:ind w:left="0"/>
+          </w:pPr>
+          <w:hyperlink w:anchor="_DanToc9017" w:history="1">
+            <w:r>
+              <w:rPr>
+                <w:rFonts w:ascii="Tahoma" w:hAnsi="Tahoma" w:cs="Tahoma"/>
+                <w:b/>
+                <w:color w:val="542A12"/>
+                <w:sz w:val="20"/>
+              </w:rPr>
+              <w:t xml:space="preserve">Figures and Illustrations</w:t>
+            </w:r>
+          </w:hyperlink>
+        </w:p>
+        <w:p>
+          <w:pPr>
+            <w:spacing w:after="40" w:line="259"/>
+            <w:ind w:left="0"/>
+          </w:pPr>
+          <w:hyperlink w:anchor="_DanToc9018" w:history="1">
+            <w:r>
+              <w:rPr>
+                <w:rFonts w:ascii="Tahoma" w:hAnsi="Tahoma" w:cs="Tahoma"/>
+                <w:b/>
+                <w:color w:val="542A12"/>
+                <w:sz w:val="20"/>
+              </w:rPr>
+              <w:t xml:space="preserve">Revision History</w:t>
+            </w:r>
+          </w:hyperlink>
+        </w:p>
+        <w:p>
           <w:r>
             <w:fldChar w:fldCharType="end"/>
           </w:r>
@@ -693,9 +1007,11 @@
       <w:pPr>
         <w:pStyle w:val="Heading1"/>
       </w:pPr>
+      <w:bookmarkStart w:id="9000" w:name="_DanToc9000"/>
       <w:r>
         <w:t xml:space="preserve">1. Purpose</w:t>
       </w:r>
+      <w:bookmarkEnd w:id="9000"/>
     </w:p>
     <w:p>
       <w:pPr>
@@ -740,9 +1056,11 @@
       <w:pPr>
         <w:pStyle w:val="Heading1"/>
       </w:pPr>
+      <w:bookmarkStart w:id="9001" w:name="_DanToc9001"/>
       <w:r>
         <w:t xml:space="preserve">2. Scope</w:t>
       </w:r>
+      <w:bookmarkEnd w:id="9001"/>
     </w:p>
     <w:p>
       <w:pPr>
@@ -762,9 +1080,11 @@
       <w:pPr>
         <w:pStyle w:val="Heading1"/>
       </w:pPr>
+      <w:bookmarkStart w:id="9002" w:name="_DanToc9002"/>
       <w:r>
         <w:t xml:space="preserve">3. References</w:t>
       </w:r>
+      <w:bookmarkEnd w:id="9002"/>
     </w:p>
     <w:p>
       <w:pPr>
@@ -846,9 +1166,11 @@
       <w:pPr>
         <w:pStyle w:val="Heading1"/>
       </w:pPr>
+      <w:bookmarkStart w:id="9003" w:name="_DanToc9003"/>
       <w:r>
         <w:t xml:space="preserve">4. Deliverables</w:t>
       </w:r>
+      <w:bookmarkEnd w:id="9003"/>
     </w:p>
     <w:p>
       <w:pPr>
@@ -892,9 +1214,11 @@
       <w:pPr>
         <w:pStyle w:val="Heading1"/>
       </w:pPr>
+      <w:bookmarkStart w:id="9004" w:name="_DanToc9004"/>
       <w:r>
         <w:t xml:space="preserve">5. General Requirements</w:t>
       </w:r>
+      <w:bookmarkEnd w:id="9004"/>
     </w:p>
     <w:p>
       <w:pPr>
@@ -1004,9 +1328,11 @@
       <w:pPr>
         <w:pStyle w:val="Heading2"/>
       </w:pPr>
+      <w:bookmarkStart w:id="9005" w:name="_DanToc9005"/>
       <w:r>
         <w:t xml:space="preserve">5.1 Activity Hazard Analysis</w:t>
       </w:r>
+      <w:bookmarkEnd w:id="9005"/>
     </w:p>
     <w:p>
       <w:pPr>
@@ -1026,9 +1352,11 @@
       <w:pPr>
         <w:pStyle w:val="Heading2"/>
       </w:pPr>
+      <w:bookmarkStart w:id="9006" w:name="_DanToc9006"/>
       <w:r>
         <w:t xml:space="preserve">5.2 Selection, Provision and Maintenance</w:t>
       </w:r>
+      <w:bookmarkEnd w:id="9006"/>
     </w:p>
     <w:p>
       <w:pPr>
@@ -1110,17 +1438,21 @@
       <w:pPr>
         <w:pStyle w:val="Heading1"/>
       </w:pPr>
+      <w:bookmarkStart w:id="9007" w:name="_DanToc9007"/>
       <w:r>
         <w:t xml:space="preserve">6. Types of PPE</w:t>
       </w:r>
+      <w:bookmarkEnd w:id="9007"/>
     </w:p>
     <w:p>
       <w:pPr>
         <w:pStyle w:val="Heading2"/>
       </w:pPr>
+      <w:bookmarkStart w:id="9008" w:name="_DanToc9008"/>
       <w:r>
         <w:t xml:space="preserve">6.1 Face and Eye Protection</w:t>
       </w:r>
+      <w:bookmarkEnd w:id="9008"/>
     </w:p>
     <w:p>
       <w:pPr>
@@ -1221,9 +1553,11 @@
       <w:pPr>
         <w:pStyle w:val="Heading2"/>
       </w:pPr>
+      <w:bookmarkStart w:id="9009" w:name="_DanToc9009"/>
       <w:r>
         <w:t xml:space="preserve">6.2 Head Protection</w:t>
       </w:r>
+      <w:bookmarkEnd w:id="9009"/>
     </w:p>
     <w:p>
       <w:pPr>
@@ -1286,9 +1620,11 @@
       <w:pPr>
         <w:pStyle w:val="Heading2"/>
       </w:pPr>
+      <w:bookmarkStart w:id="9010" w:name="_DanToc9010"/>
       <w:r>
         <w:t xml:space="preserve">6.3 Foot Protection</w:t>
       </w:r>
+      <w:bookmarkEnd w:id="9010"/>
     </w:p>
     <w:p>
       <w:pPr>
@@ -1332,9 +1668,11 @@
       <w:pPr>
         <w:pStyle w:val="Heading2"/>
       </w:pPr>
+      <w:bookmarkStart w:id="9011" w:name="_DanToc9011"/>
       <w:r>
         <w:t xml:space="preserve">6.4 Respiratory Protection Equipment (RPE)</w:t>
       </w:r>
+      <w:bookmarkEnd w:id="9011"/>
     </w:p>
     <w:p>
       <w:pPr>
@@ -1441,9 +1779,11 @@
       <w:pPr>
         <w:pStyle w:val="Heading2"/>
       </w:pPr>
+      <w:bookmarkStart w:id="9012" w:name="_DanToc9012"/>
       <w:r>
         <w:t xml:space="preserve">6.5 Arm and Hand Protection</w:t>
       </w:r>
+      <w:bookmarkEnd w:id="9012"/>
     </w:p>
     <w:p>
       <w:pPr>
@@ -1463,9 +1803,11 @@
       <w:pPr>
         <w:pStyle w:val="Heading2"/>
       </w:pPr>
+      <w:bookmarkStart w:id="9013" w:name="_DanToc9013"/>
       <w:r>
         <w:t xml:space="preserve">6.6 Protective Clothing</w:t>
       </w:r>
+      <w:bookmarkEnd w:id="9013"/>
     </w:p>
     <w:p>
       <w:pPr>
@@ -1485,9 +1827,11 @@
       <w:pPr>
         <w:pStyle w:val="Heading2"/>
       </w:pPr>
+      <w:bookmarkStart w:id="9014" w:name="_DanToc9014"/>
       <w:r>
         <w:t xml:space="preserve">6.7 Drowning Protection</w:t>
       </w:r>
+      <w:bookmarkEnd w:id="9014"/>
     </w:p>
     <w:p>
       <w:pPr>
@@ -1507,9 +1851,11 @@
       <w:pPr>
         <w:pStyle w:val="Heading1"/>
       </w:pPr>
+      <w:bookmarkStart w:id="9015" w:name="_DanToc9015"/>
       <w:r>
         <w:t xml:space="preserve">7. Records</w:t>
       </w:r>
+      <w:bookmarkEnd w:id="9015"/>
     </w:p>
     <w:p>
       <w:pPr>
@@ -1529,9 +1875,11 @@
       <w:pPr>
         <w:pStyle w:val="Heading1"/>
       </w:pPr>
+      <w:bookmarkStart w:id="9016" w:name="_DanToc9016"/>
       <w:r>
         <w:t xml:space="preserve">8. Related Documents</w:t>
       </w:r>
+      <w:bookmarkEnd w:id="9016"/>
     </w:p>
     <w:p>
       <w:pPr>
@@ -1613,9 +1961,11 @@
       <w:pPr>
         <w:pStyle w:val="Heading1"/>
       </w:pPr>
+      <w:bookmarkStart w:id="9017" w:name="_DanToc9017"/>
       <w:r>
         <w:t xml:space="preserve">Figures and Illustrations</w:t>
       </w:r>
+      <w:bookmarkEnd w:id="9017"/>
     </w:p>
     <w:p>
       <w:pPr>
@@ -2270,9 +2620,11 @@
       <w:pPr>
         <w:pStyle w:val="Heading1"/>
       </w:pPr>
+      <w:bookmarkStart w:id="9018" w:name="_DanToc9018"/>
       <w:r>
         <w:t xml:space="preserve">Revision History</w:t>
       </w:r>
+      <w:bookmarkEnd w:id="9018"/>
     </w:p>
     <w:tbl>
       <w:tblPr>
